--- a/Documentacion/01_Configuración Router Mikrotik - DHCP-Server.docx
+++ b/Documentacion/01_Configuración Router Mikrotik - DHCP-Server.docx
@@ -264,6 +264,9 @@
     </w:p>
     <w:p>
       <w:r>
+        <w:rPr>
+          <w:noProof/>
+        </w:rPr>
         <w:drawing>
           <wp:inline distT="0" distB="0" distL="0" distR="0" wp14:anchorId="19C436E6" wp14:editId="26EA4DFA">
             <wp:extent cx="5943600" cy="2348230"/>
@@ -418,7 +421,13 @@
       <w:proofErr w:type="spellStart"/>
       <w:proofErr w:type="gramStart"/>
       <w:r>
-        <w:t>s'undionly.kpxe</w:t>
+        <w:t>s'undionly.k</w:t>
+      </w:r>
+      <w:r>
+        <w:t>k</w:t>
+      </w:r>
+      <w:r>
+        <w:t>pxe</w:t>
       </w:r>
       <w:proofErr w:type="spellEnd"/>
       <w:proofErr w:type="gramEnd"/>
@@ -555,7 +564,97 @@
       </w:r>
     </w:p>
     <w:p>
-      <w:r>
+      <w:proofErr w:type="spellStart"/>
+      <w:r>
+        <w:t>add</w:t>
+      </w:r>
+      <w:proofErr w:type="spellEnd"/>
+      <w:r>
+        <w:t xml:space="preserve"> </w:t>
+      </w:r>
+      <w:proofErr w:type="spellStart"/>
+      <w:r>
+        <w:t>code</w:t>
+      </w:r>
+      <w:proofErr w:type="spellEnd"/>
+      <w:r>
+        <w:t xml:space="preserve">=67 </w:t>
+      </w:r>
+      <w:proofErr w:type="spellStart"/>
+      <w:r>
+        <w:t>name</w:t>
+      </w:r>
+      <w:proofErr w:type="spellEnd"/>
+      <w:r>
+        <w:t>=</w:t>
+      </w:r>
+      <w:proofErr w:type="spellStart"/>
+      <w:r>
+        <w:t>boot-apple</w:t>
+      </w:r>
+      <w:proofErr w:type="spellEnd"/>
+      <w:r>
+        <w:t xml:space="preserve"> </w:t>
+      </w:r>
+      <w:proofErr w:type="spellStart"/>
+      <w:r>
+        <w:t>value</w:t>
+      </w:r>
+      <w:proofErr w:type="spellEnd"/>
+      <w:r>
+        <w:t>="</w:t>
+      </w:r>
+      <w:proofErr w:type="spellStart"/>
+      <w:proofErr w:type="gramStart"/>
+      <w:r>
+        <w:t>s'snponly.efi</w:t>
+      </w:r>
+      <w:proofErr w:type="spellEnd"/>
+      <w:proofErr w:type="gramEnd"/>
+      <w:r>
+        <w:t>'"</w:t>
+      </w:r>
+    </w:p>
+    <w:p>
+      <w:proofErr w:type="spellStart"/>
+      <w:r>
+        <w:t>add</w:t>
+      </w:r>
+      <w:proofErr w:type="spellEnd"/>
+      <w:r>
+        <w:t xml:space="preserve"> </w:t>
+      </w:r>
+      <w:proofErr w:type="spellStart"/>
+      <w:r>
+        <w:t>code</w:t>
+      </w:r>
+      <w:proofErr w:type="spellEnd"/>
+      <w:r>
+        <w:t xml:space="preserve">=43 </w:t>
+      </w:r>
+      <w:proofErr w:type="spellStart"/>
+      <w:r>
+        <w:t>name</w:t>
+      </w:r>
+      <w:proofErr w:type="spellEnd"/>
+      <w:r>
+        <w:t>=</w:t>
+      </w:r>
+      <w:proofErr w:type="spellStart"/>
+      <w:r>
+        <w:t>apple-bsdp</w:t>
+      </w:r>
+      <w:proofErr w:type="spellEnd"/>
+      <w:r>
+        <w:t xml:space="preserve"> value="0x0101010402800007048100052a090d8100052a08695058452d464f47"</w:t>
+      </w:r>
+    </w:p>
+    <w:p>
+      <w:r>
+        <w:rPr>
+          <w:noProof/>
+        </w:rPr>
+        <w:lastRenderedPageBreak/>
         <w:drawing>
           <wp:inline distT="0" distB="0" distL="0" distR="0" wp14:anchorId="55F4EC4F" wp14:editId="3512587E">
             <wp:extent cx="5943600" cy="2856865"/>
@@ -595,6 +694,16 @@
     </w:p>
     <w:p/>
     <w:p>
+      <w:pPr>
+        <w:sectPr>
+          <w:pgSz w:w="12240" w:h="15840"/>
+          <w:pgMar w:top="1440" w:right="1440" w:bottom="1440" w:left="1440" w:header="708" w:footer="708" w:gutter="0"/>
+          <w:cols w:space="708"/>
+          <w:docGrid w:linePitch="360"/>
+        </w:sectPr>
+      </w:pPr>
+    </w:p>
+    <w:p>
       <w:r>
         <w:lastRenderedPageBreak/>
         <w:t>Crear los Grupos (</w:t>
@@ -792,7 +901,105 @@
       </w:r>
     </w:p>
     <w:p>
-      <w:r>
+      <w:proofErr w:type="spellStart"/>
+      <w:r>
+        <w:t>add</w:t>
+      </w:r>
+      <w:proofErr w:type="spellEnd"/>
+      <w:r>
+        <w:t xml:space="preserve"> </w:t>
+      </w:r>
+      <w:proofErr w:type="spellStart"/>
+      <w:r>
+        <w:t>name</w:t>
+      </w:r>
+      <w:proofErr w:type="spellEnd"/>
+      <w:r>
+        <w:t>=set-</w:t>
+      </w:r>
+      <w:proofErr w:type="spellStart"/>
+      <w:r>
+        <w:t>surface</w:t>
+      </w:r>
+      <w:proofErr w:type="spellEnd"/>
+      <w:r>
+        <w:t xml:space="preserve"> </w:t>
+      </w:r>
+      <w:proofErr w:type="spellStart"/>
+      <w:r>
+        <w:t>options</w:t>
+      </w:r>
+      <w:proofErr w:type="spellEnd"/>
+      <w:r>
+        <w:t>=fog-</w:t>
+      </w:r>
+      <w:proofErr w:type="gramStart"/>
+      <w:r>
+        <w:t>server,boot</w:t>
+      </w:r>
+      <w:proofErr w:type="gramEnd"/>
+      <w:r>
+        <w:t>-uefi64</w:t>
+      </w:r>
+    </w:p>
+    <w:p>
+      <w:proofErr w:type="spellStart"/>
+      <w:r>
+        <w:t>add</w:t>
+      </w:r>
+      <w:proofErr w:type="spellEnd"/>
+      <w:r>
+        <w:t xml:space="preserve"> </w:t>
+      </w:r>
+      <w:proofErr w:type="spellStart"/>
+      <w:r>
+        <w:t>name</w:t>
+      </w:r>
+      <w:proofErr w:type="spellEnd"/>
+      <w:r>
+        <w:t>=set-</w:t>
+      </w:r>
+      <w:proofErr w:type="spellStart"/>
+      <w:r>
+        <w:t>apple</w:t>
+      </w:r>
+      <w:proofErr w:type="spellEnd"/>
+      <w:r>
+        <w:t xml:space="preserve"> </w:t>
+      </w:r>
+      <w:proofErr w:type="spellStart"/>
+      <w:r>
+        <w:t>options</w:t>
+      </w:r>
+      <w:proofErr w:type="spellEnd"/>
+      <w:r>
+        <w:t>=</w:t>
+      </w:r>
+      <w:proofErr w:type="spellStart"/>
+      <w:r>
+        <w:t>fog-</w:t>
+      </w:r>
+      <w:proofErr w:type="gramStart"/>
+      <w:r>
+        <w:t>server,boot</w:t>
+      </w:r>
+      <w:proofErr w:type="gramEnd"/>
+      <w:r>
+        <w:t>-</w:t>
+      </w:r>
+      <w:proofErr w:type="gramStart"/>
+      <w:r>
+        <w:t>apple,apple</w:t>
+      </w:r>
+      <w:proofErr w:type="gramEnd"/>
+      <w:r>
+        <w:t>-bsdp</w:t>
+      </w:r>
+      <w:proofErr w:type="spellEnd"/>
+      <w:r>
+        <w:rPr>
+          <w:noProof/>
+        </w:rPr>
         <w:drawing>
           <wp:inline distT="0" distB="0" distL="0" distR="0" wp14:anchorId="4C0085EA" wp14:editId="43F1BE2A">
             <wp:extent cx="5943600" cy="2219325"/>
@@ -832,6 +1039,9 @@
     </w:p>
     <w:p>
       <w:r>
+        <w:rPr>
+          <w:noProof/>
+        </w:rPr>
         <w:drawing>
           <wp:inline distT="0" distB="0" distL="0" distR="0" wp14:anchorId="04D8AA82" wp14:editId="66CFCF7A">
             <wp:extent cx="5943600" cy="2253615"/>
@@ -1368,6 +1578,196 @@
         <w:t>-set=set-arm64</w:t>
       </w:r>
     </w:p>
+    <w:p>
+      <w:proofErr w:type="spellStart"/>
+      <w:r>
+        <w:t>add</w:t>
+      </w:r>
+      <w:proofErr w:type="spellEnd"/>
+      <w:r>
+        <w:t xml:space="preserve"> </w:t>
+      </w:r>
+      <w:proofErr w:type="spellStart"/>
+      <w:r>
+        <w:t>name</w:t>
+      </w:r>
+      <w:proofErr w:type="spellEnd"/>
+      <w:r>
+        <w:t>=match-</w:t>
+      </w:r>
+      <w:proofErr w:type="spellStart"/>
+      <w:r>
+        <w:t>surface</w:t>
+      </w:r>
+      <w:proofErr w:type="spellEnd"/>
+      <w:r>
+        <w:t xml:space="preserve"> </w:t>
+      </w:r>
+      <w:proofErr w:type="spellStart"/>
+      <w:r>
+        <w:t>code</w:t>
+      </w:r>
+      <w:proofErr w:type="spellEnd"/>
+      <w:r>
+        <w:t xml:space="preserve">=60 </w:t>
+      </w:r>
+      <w:proofErr w:type="spellStart"/>
+      <w:r>
+        <w:t>value</w:t>
+      </w:r>
+      <w:proofErr w:type="spellEnd"/>
+      <w:r>
+        <w:t>="</w:t>
+      </w:r>
+      <w:proofErr w:type="gramStart"/>
+      <w:r>
+        <w:t>PXEClient:Arch</w:t>
+      </w:r>
+      <w:proofErr w:type="gramEnd"/>
+      <w:r>
+        <w:t>:</w:t>
+      </w:r>
+      <w:proofErr w:type="gramStart"/>
+      <w:r>
+        <w:t>00007:UNDI</w:t>
+      </w:r>
+      <w:proofErr w:type="gramEnd"/>
+      <w:r>
+        <w:t xml:space="preserve">:003016" </w:t>
+      </w:r>
+      <w:proofErr w:type="spellStart"/>
+      <w:r>
+        <w:t>matching-type</w:t>
+      </w:r>
+      <w:proofErr w:type="spellEnd"/>
+      <w:r>
+        <w:t>=</w:t>
+      </w:r>
+      <w:proofErr w:type="spellStart"/>
+      <w:r>
+        <w:t>substring</w:t>
+      </w:r>
+      <w:proofErr w:type="spellEnd"/>
+      <w:r>
+        <w:t xml:space="preserve"> </w:t>
+      </w:r>
+      <w:proofErr w:type="gramStart"/>
+      <w:r>
+        <w:t>server</w:t>
+      </w:r>
+      <w:proofErr w:type="gramEnd"/>
+      <w:r>
+        <w:t xml:space="preserve">=vmbr217 </w:t>
+      </w:r>
+      <w:proofErr w:type="spellStart"/>
+      <w:r>
+        <w:t>address</w:t>
+      </w:r>
+      <w:proofErr w:type="spellEnd"/>
+      <w:r>
+        <w:t xml:space="preserve">-pool=dhcp_pool217 </w:t>
+      </w:r>
+      <w:proofErr w:type="spellStart"/>
+      <w:r>
+        <w:t>option</w:t>
+      </w:r>
+      <w:proofErr w:type="spellEnd"/>
+      <w:r>
+        <w:t>-set=set-</w:t>
+      </w:r>
+      <w:proofErr w:type="spellStart"/>
+      <w:r>
+        <w:t>surface</w:t>
+      </w:r>
+      <w:proofErr w:type="spellEnd"/>
+    </w:p>
+    <w:p>
+      <w:proofErr w:type="spellStart"/>
+      <w:r>
+        <w:t>add</w:t>
+      </w:r>
+      <w:proofErr w:type="spellEnd"/>
+      <w:r>
+        <w:t xml:space="preserve"> </w:t>
+      </w:r>
+      <w:proofErr w:type="spellStart"/>
+      <w:r>
+        <w:t>name</w:t>
+      </w:r>
+      <w:proofErr w:type="spellEnd"/>
+      <w:r>
+        <w:t>=match-</w:t>
+      </w:r>
+      <w:proofErr w:type="spellStart"/>
+      <w:r>
+        <w:t>apple</w:t>
+      </w:r>
+      <w:proofErr w:type="spellEnd"/>
+      <w:r>
+        <w:t xml:space="preserve"> </w:t>
+      </w:r>
+      <w:proofErr w:type="spellStart"/>
+      <w:r>
+        <w:t>code</w:t>
+      </w:r>
+      <w:proofErr w:type="spellEnd"/>
+      <w:r>
+        <w:t xml:space="preserve">=60 </w:t>
+      </w:r>
+      <w:proofErr w:type="spellStart"/>
+      <w:r>
+        <w:t>value</w:t>
+      </w:r>
+      <w:proofErr w:type="spellEnd"/>
+      <w:r>
+        <w:t xml:space="preserve">="AAPLBSDPC/i386" </w:t>
+      </w:r>
+      <w:proofErr w:type="spellStart"/>
+      <w:r>
+        <w:t>matching-type</w:t>
+      </w:r>
+      <w:proofErr w:type="spellEnd"/>
+      <w:r>
+        <w:t>=</w:t>
+      </w:r>
+      <w:proofErr w:type="spellStart"/>
+      <w:r>
+        <w:t>substring</w:t>
+      </w:r>
+      <w:proofErr w:type="spellEnd"/>
+      <w:r>
+        <w:t xml:space="preserve"> </w:t>
+      </w:r>
+      <w:proofErr w:type="gramStart"/>
+      <w:r>
+        <w:t>server</w:t>
+      </w:r>
+      <w:proofErr w:type="gramEnd"/>
+      <w:r>
+        <w:t xml:space="preserve">=vmbr217 </w:t>
+      </w:r>
+      <w:proofErr w:type="spellStart"/>
+      <w:r>
+        <w:t>address</w:t>
+      </w:r>
+      <w:proofErr w:type="spellEnd"/>
+      <w:r>
+        <w:t xml:space="preserve">-pool=dhcp_pool217 </w:t>
+      </w:r>
+      <w:proofErr w:type="spellStart"/>
+      <w:r>
+        <w:t>option</w:t>
+      </w:r>
+      <w:proofErr w:type="spellEnd"/>
+      <w:r>
+        <w:t>-set=set-</w:t>
+      </w:r>
+      <w:proofErr w:type="spellStart"/>
+      <w:r>
+        <w:t>apple</w:t>
+      </w:r>
+      <w:proofErr w:type="spellEnd"/>
+    </w:p>
     <w:p/>
     <w:p>
       <w:r>
@@ -1384,6 +1784,9 @@
     </w:p>
     <w:p>
       <w:r>
+        <w:rPr>
+          <w:noProof/>
+        </w:rPr>
         <w:drawing>
           <wp:inline distT="0" distB="0" distL="0" distR="0" wp14:anchorId="61CDF7B2" wp14:editId="29F08C38">
             <wp:extent cx="5943600" cy="2254885"/>
@@ -1425,7 +1828,9 @@
     <w:p/>
     <w:p>
       <w:r>
-        <w:lastRenderedPageBreak/>
+        <w:rPr>
+          <w:noProof/>
+        </w:rPr>
         <w:drawing>
           <wp:inline distT="0" distB="0" distL="0" distR="0" wp14:anchorId="569D690C" wp14:editId="25BD9FDD">
             <wp:extent cx="5943600" cy="3580130"/>

--- a/Documentacion/01_Configuración Router Mikrotik - DHCP-Server.docx
+++ b/Documentacion/01_Configuración Router Mikrotik - DHCP-Server.docx
@@ -51,7 +51,6 @@
         <w:t>Parte_Codigos_DHCP-Server_Mikrotik.txt</w:t>
       </w:r>
     </w:p>
-    <w:p/>
     <w:p>
       <w:r>
         <w:t>DHPC:</w:t>
@@ -693,6 +692,16 @@
       </w:r>
     </w:p>
     <w:p/>
+    <w:p>
+      <w:pPr>
+        <w:sectPr>
+          <w:pgSz w:w="12240" w:h="15840"/>
+          <w:pgMar w:top="1440" w:right="1440" w:bottom="1440" w:left="1440" w:header="708" w:footer="708" w:gutter="0"/>
+          <w:cols w:space="708"/>
+          <w:docGrid w:linePitch="360"/>
+        </w:sectPr>
+      </w:pPr>
+    </w:p>
     <w:p>
       <w:pPr>
         <w:sectPr>
@@ -2835,6 +2844,18 @@
       <w:shd w:val="clear" w:color="auto" w:fill="E1DFDD"/>
     </w:rPr>
   </w:style>
+  <w:style w:type="character" w:styleId="Hipervnculovisitado">
+    <w:name w:val="FollowedHyperlink"/>
+    <w:basedOn w:val="Fuentedeprrafopredeter"/>
+    <w:uiPriority w:val="99"/>
+    <w:semiHidden/>
+    <w:unhideWhenUsed/>
+    <w:rsid w:val="00D2182B"/>
+    <w:rPr>
+      <w:color w:val="96607D" w:themeColor="followedHyperlink"/>
+      <w:u w:val="single"/>
+    </w:rPr>
+  </w:style>
 </w:styles>
 </file>
 
